--- a/docs/registry/out/06_Реферат_и_сведения_для_Роспатента.docx
+++ b/docs/registry/out/06_Реферат_и_сведения_для_Роспатента.docx
@@ -397,7 +397,7 @@
               <w:rPr>
                 <w:sz w:val="20"/>
               </w:rPr>
-              <w:t>около 724 КБ исходного кода (13832 строк)</w:t>
+              <w:t>около 733 КБ исходного кода (13998 строк)</w:t>
             </w:r>
           </w:p>
         </w:tc>

--- a/docs/registry/out/06_Реферат_и_сведения_для_Роспатента.docx
+++ b/docs/registry/out/06_Реферат_и_сведения_для_Роспатента.docx
@@ -60,7 +60,7 @@
         <w:jc w:val="center"/>
       </w:pPr>
       <w:r>
-        <w:t>Версия 0.0.1-61</w:t>
+        <w:t>Версия 0.0.1-63</w:t>
         <w:br/>
         <w:t>Правообладатель: Пономарев Роман Сергеевич</w:t>
         <w:br/>
@@ -397,7 +397,7 @@
               <w:rPr>
                 <w:sz w:val="20"/>
               </w:rPr>
-              <w:t>около 733 КБ исходного кода (13998 строк)</w:t>
+              <w:t>около 772 КБ исходного кода (14774 строк)</w:t>
             </w:r>
           </w:p>
         </w:tc>

--- a/docs/registry/out/06_Реферат_и_сведения_для_Роспатента.docx
+++ b/docs/registry/out/06_Реферат_и_сведения_для_Роспатента.docx
@@ -60,7 +60,7 @@
         <w:jc w:val="center"/>
       </w:pPr>
       <w:r>
-        <w:t>Версия 0.0.1-63</w:t>
+        <w:t>Версия 0.0.1-66</w:t>
         <w:br/>
         <w:t>Правообладатель: Пономарев Роман Сергеевич</w:t>
         <w:br/>
@@ -397,7 +397,7 @@
               <w:rPr>
                 <w:sz w:val="20"/>
               </w:rPr>
-              <w:t>около 772 КБ исходного кода (14774 строк)</w:t>
+              <w:t>около 839 КБ исходного кода (16161 строк)</w:t>
             </w:r>
           </w:p>
         </w:tc>

--- a/docs/registry/out/06_Реферат_и_сведения_для_Роспатента.docx
+++ b/docs/registry/out/06_Реферат_и_сведения_для_Роспатента.docx
@@ -60,7 +60,7 @@
         <w:jc w:val="center"/>
       </w:pPr>
       <w:r>
-        <w:t>Версия 0.0.1-66</w:t>
+        <w:t>Версия 0.0.1-70</w:t>
         <w:br/>
         <w:t>Правообладатель: Пономарев Роман Сергеевич</w:t>
         <w:br/>
@@ -397,7 +397,7 @@
               <w:rPr>
                 <w:sz w:val="20"/>
               </w:rPr>
-              <w:t>около 839 КБ исходного кода (16161 строк)</w:t>
+              <w:t>около 893 КБ исходного кода (17278 строк)</w:t>
             </w:r>
           </w:p>
         </w:tc>

--- a/docs/registry/out/06_Реферат_и_сведения_для_Роспатента.docx
+++ b/docs/registry/out/06_Реферат_и_сведения_для_Роспатента.docx
@@ -60,7 +60,7 @@
         <w:jc w:val="center"/>
       </w:pPr>
       <w:r>
-        <w:t>Версия 0.0.1-70</w:t>
+        <w:t>Версия 0.0.1-74</w:t>
         <w:br/>
         <w:t>Правообладатель: Пономарев Роман Сергеевич</w:t>
         <w:br/>
@@ -397,7 +397,7 @@
               <w:rPr>
                 <w:sz w:val="20"/>
               </w:rPr>
-              <w:t>около 893 КБ исходного кода (17278 строк)</w:t>
+              <w:t>около 902 КБ исходного кода (17411 строк)</w:t>
             </w:r>
           </w:p>
         </w:tc>

--- a/docs/registry/out/06_Реферат_и_сведения_для_Роспатента.docx
+++ b/docs/registry/out/06_Реферат_и_сведения_для_Роспатента.docx
@@ -60,7 +60,7 @@
         <w:jc w:val="center"/>
       </w:pPr>
       <w:r>
-        <w:t>Версия 0.0.1-74</w:t>
+        <w:t>Версия 0.0.1-77</w:t>
         <w:br/>
         <w:t>Правообладатель: Пономарев Роман Сергеевич</w:t>
         <w:br/>
@@ -397,7 +397,7 @@
               <w:rPr>
                 <w:sz w:val="20"/>
               </w:rPr>
-              <w:t>около 902 КБ исходного кода (17411 строк)</w:t>
+              <w:t>около 919 КБ исходного кода (17752 строк)</w:t>
             </w:r>
           </w:p>
         </w:tc>
